--- a/assets/cv.docx
+++ b/assets/cv.docx
@@ -109,7 +109,7 @@
           <w:lang w:val="en-KE"/>
         </w:rPr>
         <w:pict w14:anchorId="782380F2">
-          <v:rect id="_x0000_i1038" style="width:0;height:1.5pt" o:hralign="center" o:hrstd="t" o:hr="t" fillcolor="#a0a0a0" stroked="f"/>
+          <v:rect id="_x0000_i1025" style="width:0;height:1.5pt" o:hralign="center" o:hrstd="t" o:hr="t" fillcolor="#a0a0a0" stroked="f"/>
         </w:pict>
       </w:r>
     </w:p>
@@ -154,7 +154,7 @@
           <w:lang w:val="en-KE"/>
         </w:rPr>
         <w:pict w14:anchorId="0516C252">
-          <v:rect id="_x0000_i1039" style="width:0;height:1.5pt" o:hralign="center" o:hrstd="t" o:hr="t" fillcolor="#a0a0a0" stroked="f"/>
+          <v:rect id="_x0000_i1026" style="width:0;height:1.5pt" o:hralign="center" o:hrstd="t" o:hr="t" fillcolor="#a0a0a0" stroked="f"/>
         </w:pict>
       </w:r>
     </w:p>
@@ -256,7 +256,7 @@
           <w:lang w:val="en-KE"/>
         </w:rPr>
         <w:pict w14:anchorId="552987C0">
-          <v:rect id="_x0000_i1040" style="width:0;height:1.5pt" o:hralign="center" o:hrstd="t" o:hr="t" fillcolor="#a0a0a0" stroked="f"/>
+          <v:rect id="_x0000_i1027" style="width:0;height:1.5pt" o:hralign="center" o:hrstd="t" o:hr="t" fillcolor="#a0a0a0" stroked="f"/>
         </w:pict>
       </w:r>
     </w:p>
@@ -301,6 +301,12 @@
         </w:rPr>
         <w:t xml:space="preserve"> HTML, CSS, JavaScript, Python, React, Tailwind CSS, Git, MongoDB</w:t>
       </w:r>
+      <w:r>
+        <w:rPr>
+          <w:lang w:val="en-KE"/>
+        </w:rPr>
+        <w:t>, MySQL</w:t>
+      </w:r>
     </w:p>
     <w:p>
       <w:pPr>
@@ -388,7 +394,7 @@
           <w:lang w:val="en-KE"/>
         </w:rPr>
         <w:pict w14:anchorId="3549A0ED">
-          <v:rect id="_x0000_i1041" style="width:0;height:1.5pt" o:hralign="center" o:hrstd="t" o:hr="t" fillcolor="#a0a0a0" stroked="f"/>
+          <v:rect id="_x0000_i1028" style="width:0;height:1.5pt" o:hralign="center" o:hrstd="t" o:hr="t" fillcolor="#a0a0a0" stroked="f"/>
         </w:pict>
       </w:r>
     </w:p>
@@ -576,7 +582,7 @@
           <w:lang w:val="en-KE"/>
         </w:rPr>
         <w:pict w14:anchorId="64AF6535">
-          <v:rect id="_x0000_i1042" style="width:0;height:1.5pt" o:hralign="center" o:hrstd="t" o:hr="t" fillcolor="#a0a0a0" stroked="f"/>
+          <v:rect id="_x0000_i1029" style="width:0;height:1.5pt" o:hralign="center" o:hrstd="t" o:hr="t" fillcolor="#a0a0a0" stroked="f"/>
         </w:pict>
       </w:r>
     </w:p>
@@ -690,7 +696,7 @@
           <w:lang w:val="en-KE"/>
         </w:rPr>
         <w:pict w14:anchorId="37CA9C8A">
-          <v:rect id="_x0000_i1043" style="width:0;height:1.5pt" o:hralign="center" o:hrstd="t" o:hr="t" fillcolor="#a0a0a0" stroked="f"/>
+          <v:rect id="_x0000_i1030" style="width:0;height:1.5pt" o:hralign="center" o:hrstd="t" o:hr="t" fillcolor="#a0a0a0" stroked="f"/>
         </w:pict>
       </w:r>
     </w:p>
@@ -735,7 +741,7 @@
           <w:lang w:val="en-KE"/>
         </w:rPr>
         <w:pict w14:anchorId="72E41E64">
-          <v:rect id="_x0000_i1044" style="width:0;height:1.5pt" o:hralign="center" o:hrstd="t" o:hr="t" fillcolor="#a0a0a0" stroked="f"/>
+          <v:rect id="_x0000_i1031" style="width:0;height:1.5pt" o:hralign="center" o:hrstd="t" o:hr="t" fillcolor="#a0a0a0" stroked="f"/>
         </w:pict>
       </w:r>
     </w:p>
@@ -821,7 +827,7 @@
           <w:lang w:val="en-KE"/>
         </w:rPr>
         <w:pict w14:anchorId="346ECE60">
-          <v:rect id="_x0000_i1045" style="width:0;height:1.5pt" o:hralign="center" o:hrstd="t" o:hr="t" fillcolor="#a0a0a0" stroked="f"/>
+          <v:rect id="_x0000_i1032" style="width:0;height:1.5pt" o:hralign="center" o:hrstd="t" o:hr="t" fillcolor="#a0a0a0" stroked="f"/>
         </w:pict>
       </w:r>
     </w:p>
